--- a/Calibrating a Function Generator/report-total_internal_reflection.docx
+++ b/Calibrating a Function Generator/report-total_internal_reflection.docx
@@ -10,6 +10,12 @@
           <w:rFonts w:cs="Times New Roman"/>
         </w:rPr>
       </w:pPr>
+      <w:r>
+        <w:rPr>
+          <w:rFonts w:cs="Times New Roman"/>
+        </w:rPr>
+        <w:t>Calibrating a Function Generator</w:t>
+      </w:r>
     </w:p>
     <w:p>
       <w:pPr>
@@ -382,15 +388,7 @@
               </m:r>
             </m:oMath>
             <w:r>
-              <w:t xml:space="preserve">. At this shallow angle of incidence, </w:t>
-            </w:r>
-            <w:proofErr w:type="gramStart"/>
-            <w:r>
-              <w:t>the majority of</w:t>
-            </w:r>
-            <w:proofErr w:type="gramEnd"/>
-            <w:r>
-              <w:t xml:space="preserve"> the light intensity is transmitted through the boundary as a refracted beam, with very little internal reflection.</w:t>
+              <w:t>. At this shallow angle of incidence, the majority of the light intensity is transmitted through the boundary as a refracted beam, with very little internal reflection.</w:t>
             </w:r>
           </w:p>
         </w:tc>
